--- a/docs/deliverables/out/Drop-0_Setup_and_Data_Migration/Migration/BIBS_Migration_BRD-13_Reconciliation_Approach_and_Signoff_v1.2.docx
+++ b/docs/deliverables/out/Drop-0_Setup_and_Data_Migration/Migration/BIBS_Migration_BRD-13_Reconciliation_Approach_and_Signoff_v1.2.docx
@@ -992,7 +992,7 @@
               <w:rPr>
                 <w:sz w:val="18"/>
               </w:rPr>
-              <w:t>With the Strategy v1.1 (BDOI timeline, go-live January 2028; four mocks). L5 compares each legacy control account with the opening detail; sign of a Migration Clearing difference corrected in the worked example; cohort completeness of the carried RMEL cohorts (P03); package remapping samples</w:t>
+              <w:t>With the Strategy v1.1 (BDOI timeline, go-live January 2028; four trial migrations). L5 compares each legacy control account with the opening detail; sign of a Migration Clearing difference corrected in the worked example; cohort completeness of the carried RMEL cohorts (P03); package remapping samples</w:t>
             </w:r>
           </w:p>
         </w:tc>
@@ -2063,7 +2063,7 @@
     <w:p>
       <w:r>
         <w:rPr/>
-        <w:t>BRID 1.1b asks that, after cutover, "all data objects and items are reconcilable from source to target" from the generated data migration reports (BRD p.7). This document states how each object is reconciled, what BDOI verifies on the BIBS screens, how breaks are handled, which evidence is kept, and the forms that BDOI signs. It applies to every mock, the dress rehearsal and the production cutover, to the FY2027 true-ups after go-live, and to the archive loads before decommissioning.</w:t>
+        <w:t>BRID 1.1b asks that, after cutover, "all data objects and items are reconcilable from source to target" from the generated data migration reports (BRD p.7). This document states how each object is reconciled, what BDOI verifies on the BIBS screens, how breaks are handled, which evidence is kept, and the forms that BDOI signs. It applies to every trial migration, the dress rehearsal and the production cutover, to the FY2027 true-ups after go-live, and to the archive loads before decommissioning.</w:t>
       </w:r>
     </w:p>
     <w:p>
@@ -12039,7 +12039,7 @@
               <w:rPr>
                 <w:sz w:val="18"/>
               </w:rPr>
-              <w:t>Mock 1 / Mock 2 / Mock 3 / Mock 4 / Dress rehearsal / Production     Environment: ................</w:t>
+              <w:t>Trial migration 1 / Trial migration 2 / Trial migration 3 / Trial migration 4 / Dress rehearsal / Production     Environment: ................</w:t>
             </w:r>
           </w:p>
         </w:tc>

--- a/docs/deliverables/out/Drop-0_Setup_and_Data_Migration/Migration/BIBS_Migration_BRD-13_Reconciliation_Approach_and_Signoff_v1.2.docx
+++ b/docs/deliverables/out/Drop-0_Setup_and_Data_Migration/Migration/BIBS_Migration_BRD-13_Reconciliation_Approach_and_Signoff_v1.2.docx
@@ -450,7 +450,7 @@
     </w:tbl>
     <w:p>
       <w:pPr>
-        <w:spacing w:before="3000" w:after="0"/>
+        <w:spacing w:before="2600" w:after="0"/>
       </w:pPr>
     </w:p>
     <w:p>
@@ -518,15 +518,8 @@
     </w:p>
     <w:p>
       <w:pPr>
-        <w:spacing w:after="0"/>
-      </w:pPr>
-      <w:r>
-        <w:br w:type="page"/>
-      </w:r>
-    </w:p>
-    <w:p>
-      <w:pPr>
         <w:pStyle w:val="BDOIFrontHeading"/>
+        <w:pageBreakBefore/>
       </w:pPr>
       <w:r>
         <w:t>Document Control</w:t>
